--- a/Печать/Печать-04 (1 сент - ХХ 2026)/129-140 Мариам Петросян. Дом, в котором...(2 книги из 3).docx
+++ b/Печать/Печать-04 (1 сент - ХХ 2026)/129-140 Мариам Петросян. Дом, в котором...(2 книги из 3).docx
@@ -258,16 +258,7 @@
           <w:bCs/>
           <w:lang w:val="ru-RU" w:eastAsia="zh-CN"/>
         </w:rPr>
-        <w:t xml:space="preserve">Книга 2. </w:t>
-      </w:r>
-      <w:r>
-        <w:rPr>
-          <w:rFonts w:hint="default"/>
-          <w:b/>
-          <w:bCs/>
-          <w:lang w:val="ru-RU" w:eastAsia="zh-CN"/>
-        </w:rPr>
-        <w:t>Шакалиный восьмидневник</w:t>
+        <w:t>Книга 2. Шакалиный восьмидневник</w:t>
       </w:r>
     </w:p>
     <w:p>
@@ -642,782 +633,782 @@
           <w:lang w:val="ru-RU" w:eastAsia="zh-CN"/>
         </w:rPr>
         <w:t>Правда, я еще третью книгу не читала, но вряд ли она сильно изменит впечатление.</w:t>
+      </w:r>
+    </w:p>
+    <w:p>
+      <w:pPr>
+        <w:pStyle w:val="10"/>
+        <w:bidi w:val="0"/>
+        <w:rPr>
+          <w:rFonts w:hint="default"/>
+          <w:lang w:val="ru-RU" w:eastAsia="zh-CN"/>
+        </w:rPr>
+      </w:pPr>
+      <w:r>
+        <w:rPr>
+          <w:rFonts w:hint="default"/>
+          <w:lang w:val="ru-RU" w:eastAsia="zh-CN"/>
+        </w:rPr>
+        <w:t>Цитаты</w:t>
+      </w:r>
+    </w:p>
+    <w:p>
+      <w:pPr>
+        <w:pStyle w:val="11"/>
+        <w:bidi w:val="0"/>
+        <w:rPr>
+          <w:rFonts w:hint="default"/>
+          <w:lang w:val="ru-RU" w:eastAsia="zh-CN"/>
+        </w:rPr>
+      </w:pPr>
+      <w:r>
+        <w:rPr>
+          <w:rFonts w:hint="default"/>
+          <w:lang w:val="ru-RU" w:eastAsia="zh-CN"/>
+        </w:rPr>
+        <w:t>Для начала слово предоставили Сипу. Он прочел басню о вороне. Потом стихи об осле. Потом он хотел спеть что-то на ту же тему, но его уже никто не слушал.</w:t>
+      </w:r>
+    </w:p>
+    <w:p>
+      <w:pPr>
+        <w:pStyle w:val="11"/>
+        <w:bidi w:val="0"/>
+        <w:rPr>
+          <w:rFonts w:hint="default"/>
+          <w:lang w:val="ru-RU" w:eastAsia="zh-CN"/>
+        </w:rPr>
+      </w:pPr>
+      <w:r>
+        <w:rPr>
+          <w:rFonts w:hint="default"/>
+          <w:lang w:val="ru-RU" w:eastAsia="zh-CN"/>
+        </w:rPr>
+        <w:t>Перед ним была папка. Между листами я разглядел свою фотографию и понял, что папка набита мной.</w:t>
+      </w:r>
+    </w:p>
+    <w:p>
+      <w:pPr>
+        <w:pStyle w:val="11"/>
+        <w:bidi w:val="0"/>
+        <w:rPr>
+          <w:rFonts w:hint="default"/>
+          <w:lang w:val="ru-RU" w:eastAsia="zh-CN"/>
+        </w:rPr>
+      </w:pPr>
+      <w:r>
+        <w:rPr>
+          <w:rFonts w:hint="default"/>
+          <w:lang w:val="ru-RU" w:eastAsia="zh-CN"/>
+        </w:rPr>
+        <w:t>— Тише, чем мы, ведут себя только покойники! На нас на всех скоро трава вырастет, такие мы тихие.</w:t>
+      </w:r>
+      <w:r>
+        <w:rPr>
+          <w:rFonts w:hint="default"/>
+          <w:lang w:val="ru-RU" w:eastAsia="zh-CN"/>
+        </w:rPr>
+        <w:br w:type="textWrapping"/>
+      </w:r>
+      <w:r>
+        <w:rPr>
+          <w:rFonts w:hint="default"/>
+          <w:lang w:val="ru-RU" w:eastAsia="zh-CN"/>
+        </w:rPr>
+        <w:t>— Я имел в виду конкретно тебя. Конкретно в данный момент.</w:t>
+      </w:r>
+    </w:p>
+    <w:p>
+      <w:pPr>
+        <w:pStyle w:val="11"/>
+        <w:bidi w:val="0"/>
+        <w:rPr>
+          <w:rFonts w:hint="default"/>
+          <w:lang w:val="ru-RU" w:eastAsia="zh-CN"/>
+        </w:rPr>
+      </w:pPr>
+      <w:r>
+        <w:rPr>
+          <w:rFonts w:hint="default"/>
+          <w:lang w:val="ru-RU" w:eastAsia="zh-CN"/>
+        </w:rPr>
+        <w:t>Не надо выходить за дверь,</w:t>
+      </w:r>
+      <w:r>
+        <w:rPr>
+          <w:rFonts w:hint="default"/>
+          <w:lang w:val="ru-RU" w:eastAsia="zh-CN"/>
+        </w:rPr>
+        <w:br w:type="textWrapping"/>
+      </w:r>
+      <w:r>
+        <w:rPr>
+          <w:rFonts w:hint="default"/>
+          <w:lang w:val="ru-RU" w:eastAsia="zh-CN"/>
+        </w:rPr>
+        <w:t>Чтоб знать событий суть,</w:t>
+      </w:r>
+      <w:r>
+        <w:rPr>
+          <w:rFonts w:hint="default"/>
+          <w:lang w:val="ru-RU" w:eastAsia="zh-CN"/>
+        </w:rPr>
+        <w:br w:type="textWrapping"/>
+      </w:r>
+      <w:r>
+        <w:rPr>
+          <w:rFonts w:hint="default"/>
+          <w:lang w:val="ru-RU" w:eastAsia="zh-CN"/>
+        </w:rPr>
+        <w:t>Не надо из окна глазеть,</w:t>
+      </w:r>
+      <w:r>
+        <w:rPr>
+          <w:rFonts w:hint="default"/>
+          <w:lang w:val="ru-RU" w:eastAsia="zh-CN"/>
+        </w:rPr>
+        <w:br w:type="textWrapping"/>
+      </w:r>
+      <w:r>
+        <w:rPr>
+          <w:rFonts w:hint="default"/>
+          <w:lang w:val="ru-RU" w:eastAsia="zh-CN"/>
+        </w:rPr>
+        <w:t>Чтоб видеть верный путь.</w:t>
+      </w:r>
+      <w:r>
+        <w:rPr>
+          <w:rFonts w:hint="default"/>
+          <w:lang w:val="ru-RU" w:eastAsia="zh-CN"/>
+        </w:rPr>
+        <w:br w:type="textWrapping"/>
+      </w:r>
+      <w:r>
+        <w:rPr>
+          <w:rFonts w:hint="default"/>
+          <w:lang w:val="ru-RU" w:eastAsia="zh-CN"/>
+        </w:rPr>
+        <w:t>А можно обойти полсвета,</w:t>
+      </w:r>
+      <w:r>
+        <w:rPr>
+          <w:rFonts w:hint="default"/>
+          <w:lang w:val="ru-RU" w:eastAsia="zh-CN"/>
+        </w:rPr>
+        <w:br w:type="textWrapping"/>
+      </w:r>
+      <w:r>
+        <w:rPr>
+          <w:rFonts w:hint="default"/>
+          <w:lang w:val="ru-RU" w:eastAsia="zh-CN"/>
+        </w:rPr>
+        <w:t>Да так и не найти желанного ответа.</w:t>
+      </w:r>
+      <w:r>
+        <w:rPr>
+          <w:rFonts w:hint="default"/>
+          <w:lang w:val="ru-RU" w:eastAsia="zh-CN"/>
+        </w:rPr>
+        <w:br w:type="textWrapping"/>
+      </w:r>
+      <w:r>
+        <w:rPr>
+          <w:rFonts w:hint="default"/>
+          <w:lang w:val="ru-RU" w:eastAsia="zh-CN"/>
+        </w:rPr>
+        <w:br w:type="textWrapping"/>
+      </w:r>
+      <w:r>
+        <w:rPr>
+          <w:rFonts w:hint="default"/>
+          <w:lang w:val="ru-RU" w:eastAsia="zh-CN"/>
+        </w:rPr>
+        <w:t>Нам мудрецы советуют</w:t>
+      </w:r>
+      <w:r>
+        <w:rPr>
+          <w:rFonts w:hint="default"/>
+          <w:lang w:val="ru-RU" w:eastAsia="zh-CN"/>
+        </w:rPr>
+        <w:br w:type="textWrapping"/>
+      </w:r>
+      <w:r>
+        <w:rPr>
+          <w:rFonts w:hint="default"/>
+          <w:lang w:val="ru-RU" w:eastAsia="zh-CN"/>
+        </w:rPr>
+        <w:t>Такой подход к Познанью:</w:t>
+      </w:r>
+      <w:r>
+        <w:rPr>
+          <w:rFonts w:hint="default"/>
+          <w:lang w:val="ru-RU" w:eastAsia="zh-CN"/>
+        </w:rPr>
+        <w:br w:type="textWrapping"/>
+      </w:r>
+      <w:r>
+        <w:rPr>
+          <w:rFonts w:hint="default"/>
+          <w:lang w:val="ru-RU" w:eastAsia="zh-CN"/>
+        </w:rPr>
+        <w:t>Все изучай, не доверяясь никому,</w:t>
+      </w:r>
+      <w:r>
+        <w:rPr>
+          <w:rFonts w:hint="default"/>
+          <w:lang w:val="ru-RU" w:eastAsia="zh-CN"/>
+        </w:rPr>
+        <w:br w:type="textWrapping"/>
+      </w:r>
+      <w:r>
+        <w:rPr>
+          <w:rFonts w:hint="default"/>
+          <w:lang w:val="ru-RU" w:eastAsia="zh-CN"/>
+        </w:rPr>
+        <w:t>Суди других не по одежде – по уму,</w:t>
+      </w:r>
+      <w:r>
+        <w:rPr>
+          <w:rFonts w:hint="default"/>
+          <w:lang w:val="ru-RU" w:eastAsia="zh-CN"/>
+        </w:rPr>
+        <w:br w:type="textWrapping"/>
+      </w:r>
+      <w:r>
+        <w:rPr>
+          <w:rFonts w:hint="default"/>
+          <w:lang w:val="ru-RU" w:eastAsia="zh-CN"/>
+        </w:rPr>
+        <w:t>Без назиданья достигай взаимопониманья.</w:t>
+      </w:r>
+    </w:p>
+    <w:p>
+      <w:pPr>
+        <w:pStyle w:val="11"/>
+        <w:bidi w:val="0"/>
+        <w:rPr>
+          <w:rFonts w:hint="default"/>
+          <w:lang w:val="ru-RU" w:eastAsia="zh-CN"/>
+        </w:rPr>
+      </w:pPr>
+      <w:r>
+        <w:rPr>
+          <w:rFonts w:hint="default"/>
+          <w:lang w:val="ru-RU" w:eastAsia="zh-CN"/>
+        </w:rPr>
+        <w:t>Он вел себя так, что не верить становилось намного труднее.</w:t>
+      </w:r>
+    </w:p>
+    <w:p>
+      <w:pPr>
+        <w:pStyle w:val="11"/>
+        <w:bidi w:val="0"/>
+        <w:rPr>
+          <w:rFonts w:hint="default"/>
+          <w:lang w:val="ru-RU" w:eastAsia="zh-CN"/>
+        </w:rPr>
+      </w:pPr>
+      <w:r>
+        <w:rPr>
+          <w:rFonts w:hint="default"/>
+          <w:lang w:val="ru-RU" w:eastAsia="zh-CN"/>
+        </w:rPr>
+        <w:t>В пересказе Сфинкса то, как я себя вел, выглядело невозможно жалко и слишком похоже на правду. Только я не думал об этом такими словами.</w:t>
+      </w:r>
+    </w:p>
+    <w:p>
+      <w:pPr>
+        <w:pStyle w:val="11"/>
+        <w:bidi w:val="0"/>
+        <w:rPr>
+          <w:rFonts w:hint="default"/>
+          <w:lang w:val="ru-RU" w:eastAsia="zh-CN"/>
+        </w:rPr>
+      </w:pPr>
+      <w:r>
+        <w:rPr>
+          <w:rFonts w:hint="default"/>
+          <w:lang w:val="ru-RU" w:eastAsia="zh-CN"/>
+        </w:rPr>
+        <w:t>Мне дороги мой кабинет и мое душевное спокойствие, поэтому чем быстрее ты отсюда уберешься, тем лучше для нас обоих.</w:t>
+      </w:r>
+    </w:p>
+    <w:p>
+      <w:pPr>
+        <w:pStyle w:val="11"/>
+        <w:bidi w:val="0"/>
+        <w:rPr>
+          <w:rFonts w:hint="default"/>
+          <w:lang w:val="ru-RU" w:eastAsia="zh-CN"/>
+        </w:rPr>
+      </w:pPr>
+      <w:r>
+        <w:rPr>
+          <w:rFonts w:hint="default"/>
+          <w:lang w:val="ru-RU" w:eastAsia="zh-CN"/>
+        </w:rPr>
+        <w:t>У дверей была пробка из подслушивающих, посиневших от попыток не дышать.</w:t>
+      </w:r>
+    </w:p>
+    <w:p>
+      <w:pPr>
+        <w:pStyle w:val="11"/>
+        <w:bidi w:val="0"/>
+        <w:rPr>
+          <w:rFonts w:hint="default"/>
+          <w:lang w:val="ru-RU" w:eastAsia="zh-CN"/>
+        </w:rPr>
+      </w:pPr>
+      <w:r>
+        <w:rPr>
+          <w:rFonts w:hint="default"/>
+          <w:lang w:val="ru-RU" w:eastAsia="zh-CN"/>
+        </w:rPr>
+        <w:t>Лаконичность Слепого временами граничит с патологией.</w:t>
+      </w:r>
+    </w:p>
+    <w:p>
+      <w:pPr>
+        <w:pStyle w:val="11"/>
+        <w:bidi w:val="0"/>
+        <w:rPr>
+          <w:rFonts w:hint="default"/>
+          <w:lang w:val="ru-RU" w:eastAsia="zh-CN"/>
+        </w:rPr>
+      </w:pPr>
+      <w:r>
+        <w:rPr>
+          <w:rFonts w:hint="default"/>
+          <w:lang w:val="ru-RU" w:eastAsia="zh-CN"/>
+        </w:rPr>
+        <w:t>Рыжий вскакивает, так старательно изображая ужас, что Курильщик не может не рассмеяться.</w:t>
+      </w:r>
+    </w:p>
+    <w:p>
+      <w:pPr>
+        <w:pStyle w:val="11"/>
+        <w:bidi w:val="0"/>
+        <w:rPr>
+          <w:rFonts w:hint="default"/>
+          <w:lang w:val="ru-RU" w:eastAsia="zh-CN"/>
+        </w:rPr>
+      </w:pPr>
+      <w:r>
+        <w:rPr>
+          <w:rFonts w:hint="default"/>
+          <w:lang w:val="ru-RU" w:eastAsia="zh-CN"/>
+        </w:rPr>
+        <w:t>Я с ними поскандалил. Сейчас отдохну и поеду скандалить дальше. Только мне нужен транспарант.</w:t>
+      </w:r>
+    </w:p>
+    <w:p>
+      <w:pPr>
+        <w:pStyle w:val="11"/>
+        <w:bidi w:val="0"/>
+        <w:rPr>
+          <w:rFonts w:hint="default"/>
+          <w:lang w:val="ru-RU" w:eastAsia="zh-CN"/>
+        </w:rPr>
+      </w:pPr>
+      <w:r>
+        <w:rPr>
+          <w:rFonts w:hint="default"/>
+          <w:lang w:val="ru-RU" w:eastAsia="zh-CN"/>
+        </w:rPr>
+        <w:t>Свитера на случай холода. Еда на случай голода.</w:t>
+      </w:r>
+    </w:p>
+    <w:p>
+      <w:pPr>
+        <w:pStyle w:val="10"/>
+        <w:bidi w:val="0"/>
+        <w:rPr>
+          <w:rFonts w:hint="default"/>
+          <w:lang w:val="ru-RU" w:eastAsia="zh-CN"/>
+        </w:rPr>
+      </w:pPr>
+      <w:r>
+        <w:rPr>
+          <w:rFonts w:hint="default"/>
+          <w:lang w:val="ru-RU" w:eastAsia="zh-CN"/>
+        </w:rPr>
+        <w:t>Заметки</w:t>
+      </w:r>
+    </w:p>
+    <w:p>
+      <w:pPr>
+        <w:pStyle w:val="16"/>
+        <w:bidi w:val="0"/>
+        <w:rPr>
+          <w:rFonts w:hint="default"/>
+          <w:lang w:val="ru-RU" w:eastAsia="zh-CN"/>
+        </w:rPr>
+      </w:pPr>
+      <w:r>
+        <w:rPr>
+          <w:rFonts w:hint="default"/>
+          <w:lang w:val="ru-RU" w:eastAsia="zh-CN"/>
+        </w:rPr>
+        <w:t>В четвертой группе не было часов, они их себе запретили. Сначала у меня были ассоциации с умением «быть здесь и сейчас», но на самом деле их не любил Шакал Табаки, поэтому в группе их запретили из солидарности. Ребята учились определять время без часов. Они вообще жили очень дружно и уважительно относились к потребностям друг друга. То есть один не любил часы — и никто их не носил. Слепой спотыкался, поэтому на пол не кидали вещи (окурки не считаются, имеются в виду крупные типа ботинок). Лечили друг друга и так далее.</w:t>
+      </w:r>
+    </w:p>
+    <w:p>
+      <w:pPr>
+        <w:pStyle w:val="16"/>
+        <w:bidi w:val="0"/>
+        <w:rPr>
+          <w:rFonts w:hint="default"/>
+          <w:lang w:val="ru-RU" w:eastAsia="zh-CN"/>
+        </w:rPr>
+      </w:pPr>
+      <w:r>
+        <w:rPr>
+          <w:rFonts w:hint="default"/>
+          <w:lang w:val="ru-RU" w:eastAsia="zh-CN"/>
+        </w:rPr>
+        <w:t>Один парень всем угождал, опережая просьбы, делал раньше, чем успеют попросить. Он это делал, чтобы с ним не разговаривали, но можно так поступать и чтобы действительно сделать приятное людям или не вынуждать просить явно.</w:t>
+      </w:r>
+    </w:p>
+    <w:p>
+      <w:pPr>
+        <w:pStyle w:val="16"/>
+        <w:bidi w:val="0"/>
+        <w:rPr>
+          <w:rFonts w:hint="default"/>
+          <w:lang w:val="ru-RU" w:eastAsia="zh-CN"/>
+        </w:rPr>
+      </w:pPr>
+      <w:r>
+        <w:rPr>
+          <w:rFonts w:hint="default"/>
+          <w:lang w:val="ru-RU" w:eastAsia="zh-CN"/>
+        </w:rPr>
+        <w:t>Безрукий мальчик поверил в силу амулета и для него это выражалось в убеждении, что руки и необязательны, как будто их могло и не быть, а он все равно чувствовал себя целым.</w:t>
+      </w:r>
+    </w:p>
+    <w:p>
+      <w:pPr>
+        <w:pStyle w:val="16"/>
+        <w:bidi w:val="0"/>
+        <w:rPr>
+          <w:rFonts w:hint="default"/>
+          <w:lang w:val="ru-RU" w:eastAsia="zh-CN"/>
+        </w:rPr>
+      </w:pPr>
+      <w:r>
+        <w:rPr>
+          <w:rFonts w:hint="default"/>
+          <w:lang w:val="ru-RU" w:eastAsia="zh-CN"/>
+        </w:rPr>
+        <w:t>У ребят были свои выдуманные миры и причуды, которые они как будто создавали вокруг себя, и за счет этого их спальня казалась больше в их присутствии, а без них — словно меньшей по размеру. Одного, например, словно окружали деревья, другой — будто был дракон в замке. Может быть мне тоже попробовать фантазировать на какую-то сказочную тему и рассказывать об этом, придумывать истории. Тогда мне и окружающим меня тоже будет интересно и сказочно?</w:t>
+      </w:r>
+    </w:p>
+    <w:p>
+      <w:pPr>
+        <w:pStyle w:val="12"/>
+        <w:bidi w:val="0"/>
+        <w:rPr>
+          <w:rFonts w:hint="default"/>
+          <w:lang w:val="ru-RU" w:eastAsia="zh-CN"/>
+        </w:rPr>
+      </w:pPr>
+      <w:r>
+        <w:rPr>
+          <w:rFonts w:hint="default"/>
+          <w:lang w:val="ru-RU" w:eastAsia="zh-CN"/>
+        </w:rPr>
+        <w:t>Воспринимать все как данность, без ожиданий и поиска причин.</w:t>
+      </w:r>
+    </w:p>
+    <w:p>
+      <w:pPr>
+        <w:pStyle w:val="13"/>
+        <w:bidi w:val="0"/>
+        <w:rPr>
+          <w:rFonts w:hint="default"/>
+          <w:lang w:val="ru-RU" w:eastAsia="zh-CN"/>
+        </w:rPr>
+      </w:pPr>
+      <w:r>
+        <w:rPr>
+          <w:rFonts w:hint="default"/>
+          <w:lang w:val="ru-RU" w:eastAsia="zh-CN"/>
+        </w:rPr>
+        <w:t>Он рано понял, что его не любят. Его отличали от других детей, чаще других наказывали и приписывали чужие проступки. Он не понимал почему, но не удивлялся и не обижался. Он никогда ничему не удивлялся, никогда не ждал от взрослых ничего хорошего. Он решил, что взрослые несправедливы, и смирился с этим. Научившись делить их на мужчин и женщин, отметил, что женщины относятся к нему хуже, чем мужчины. Но и этому факту не стал искать объяснений, а просто принял к сведению, как принимало к сведению все окружавшее его.</w:t>
+      </w:r>
+    </w:p>
+    <w:p>
+      <w:pPr>
+        <w:pStyle w:val="12"/>
+        <w:bidi w:val="0"/>
+        <w:rPr>
+          <w:rFonts w:hint="default"/>
+          <w:lang w:val="ru-RU" w:eastAsia="zh-CN"/>
+        </w:rPr>
+      </w:pPr>
+      <w:r>
+        <w:rPr>
+          <w:rFonts w:hint="default"/>
+          <w:lang w:val="ru-RU" w:eastAsia="zh-CN"/>
+        </w:rPr>
+        <w:t>—</w:t>
+      </w:r>
+    </w:p>
+    <w:p>
+      <w:pPr>
+        <w:pStyle w:val="13"/>
+        <w:bidi w:val="0"/>
+        <w:rPr>
+          <w:rFonts w:hint="default"/>
+          <w:lang w:val="ru-RU" w:eastAsia="zh-CN"/>
+        </w:rPr>
+      </w:pPr>
+      <w:r>
+        <w:rPr>
+          <w:rFonts w:hint="default"/>
+          <w:lang w:val="ru-RU" w:eastAsia="zh-CN"/>
+        </w:rPr>
+        <w:t>Слепой отдал Лосю свою душу и сердце — всего себя — на вечные времена. Другой бы не понял и не принял, другой на месте Лося мог бы даже не заметить этого. Но Лось все понял, и когда настало время уходить, он знал, что слепого ему придется взять с собой.</w:t>
+      </w:r>
+    </w:p>
+    <w:p>
+      <w:pPr>
+        <w:pStyle w:val="12"/>
+        <w:bidi w:val="0"/>
+        <w:rPr>
+          <w:rFonts w:hint="default"/>
+          <w:lang w:val="ru-RU" w:eastAsia="zh-CN"/>
+        </w:rPr>
+      </w:pPr>
+      <w:r>
+        <w:rPr>
+          <w:rFonts w:hint="default"/>
+          <w:lang w:val="ru-RU" w:eastAsia="zh-CN"/>
+        </w:rPr>
+        <w:t>—</w:t>
+      </w:r>
+    </w:p>
+    <w:p>
+      <w:pPr>
+        <w:pStyle w:val="13"/>
+        <w:bidi w:val="0"/>
+        <w:rPr>
+          <w:rFonts w:hint="default"/>
+          <w:lang w:val="ru-RU" w:eastAsia="zh-CN"/>
+        </w:rPr>
+      </w:pPr>
+      <w:r>
+        <w:rPr>
+          <w:rFonts w:hint="default"/>
+          <w:lang w:val="ru-RU" w:eastAsia="zh-CN"/>
+        </w:rPr>
+        <w:t>Сфинкс был из тех типов, на которых любая рвань выглядит прилично и кажется жутко дорогой. Уж не знаю, как у них это получается.</w:t>
+      </w:r>
+    </w:p>
+    <w:p>
+      <w:pPr>
+        <w:pStyle w:val="12"/>
+        <w:bidi w:val="0"/>
+        <w:rPr>
+          <w:rFonts w:hint="default"/>
+          <w:lang w:val="ru-RU" w:eastAsia="zh-CN"/>
+        </w:rPr>
+      </w:pPr>
+      <w:r>
+        <w:rPr>
+          <w:rFonts w:hint="default"/>
+          <w:lang w:val="ru-RU" w:eastAsia="zh-CN"/>
+        </w:rPr>
+        <w:t>Когда кто-то плачет, он может быть смущен и лучше его оставить одного.</w:t>
+      </w:r>
+    </w:p>
+    <w:p>
+      <w:pPr>
+        <w:pStyle w:val="13"/>
+        <w:bidi w:val="0"/>
+        <w:rPr>
+          <w:rFonts w:hint="default"/>
+          <w:lang w:val="ru-RU" w:eastAsia="zh-CN"/>
+        </w:rPr>
+      </w:pPr>
+      <w:r>
+        <w:rPr>
+          <w:rFonts w:hint="default"/>
+          <w:lang w:val="ru-RU" w:eastAsia="zh-CN"/>
+        </w:rPr>
+        <w:t xml:space="preserve">Наивно думать, что он уберется, чтобы не смущать меня. Сейчас начнет расспрашивать, что меня так расстроило. </w:t>
+      </w:r>
+    </w:p>
+    <w:p>
+      <w:pPr>
+        <w:pStyle w:val="12"/>
+        <w:bidi w:val="0"/>
+        <w:rPr>
+          <w:rFonts w:hint="default"/>
+          <w:lang w:val="ru-RU" w:eastAsia="zh-CN"/>
+        </w:rPr>
+      </w:pPr>
+      <w:r>
+        <w:rPr>
+          <w:rFonts w:hint="default"/>
+          <w:lang w:val="ru-RU" w:eastAsia="zh-CN"/>
+        </w:rPr>
+        <w:t>Волнующийся или расстроенный человек от молчания может занервничать и заговорить: поделиться или разозлиться.</w:t>
+      </w:r>
+    </w:p>
+    <w:p>
+      <w:pPr>
+        <w:pStyle w:val="13"/>
+        <w:bidi w:val="0"/>
+        <w:rPr>
+          <w:rFonts w:hint="default"/>
+          <w:lang w:val="ru-RU" w:eastAsia="zh-CN"/>
+        </w:rPr>
+      </w:pPr>
+      <w:r>
+        <w:rPr>
+          <w:rFonts w:hint="default"/>
+          <w:lang w:val="ru-RU" w:eastAsia="zh-CN"/>
+        </w:rPr>
+        <w:t>Отого, что он так ни о чем и не спросил, оттого, что я не знал, что отвечать, если спросит, а он не спрашивал, от всего этого меня вдруг прорвало. Слова потекли неудержимым потоком.</w:t>
+      </w:r>
+    </w:p>
+    <w:p>
+      <w:pPr>
+        <w:pStyle w:val="12"/>
+        <w:bidi w:val="0"/>
+        <w:rPr>
+          <w:rFonts w:hint="default"/>
+          <w:lang w:val="ru-RU" w:eastAsia="zh-CN"/>
+        </w:rPr>
+      </w:pPr>
+      <w:r>
+        <w:rPr>
+          <w:rFonts w:hint="default"/>
+          <w:lang w:val="ru-RU" w:eastAsia="zh-CN"/>
+        </w:rPr>
+        <w:t>Не отражение так себя ведет, а человек видит себя хуже/лучше, чем его видят другие.</w:t>
+      </w:r>
+    </w:p>
+    <w:p>
+      <w:pPr>
+        <w:pStyle w:val="13"/>
+        <w:bidi w:val="0"/>
+        <w:rPr>
+          <w:rFonts w:hint="default"/>
+          <w:lang w:val="ru-RU" w:eastAsia="zh-CN"/>
+        </w:rPr>
+      </w:pPr>
+      <w:r>
+        <w:rPr>
+          <w:rFonts w:hint="default"/>
+          <w:lang w:val="ru-RU" w:eastAsia="zh-CN"/>
+        </w:rPr>
+        <w:t>То, что видит в зеркале Лорд, вовсе не похоже на то, что, глядя на него, видишь ты. И это лишь один пример того, как странно иногда ведут себя отражения.</w:t>
+      </w:r>
+    </w:p>
+    <w:p>
+      <w:pPr>
+        <w:pStyle w:val="12"/>
+        <w:bidi w:val="0"/>
+        <w:rPr>
+          <w:rFonts w:hint="default"/>
+          <w:lang w:val="ru-RU" w:eastAsia="zh-CN"/>
+        </w:rPr>
+      </w:pPr>
+      <w:r>
+        <w:rPr>
+          <w:rFonts w:hint="default"/>
+          <w:lang w:val="ru-RU" w:eastAsia="zh-CN"/>
+        </w:rPr>
+        <w:t>—</w:t>
+      </w:r>
+    </w:p>
+    <w:p>
+      <w:pPr>
+        <w:pStyle w:val="13"/>
+        <w:bidi w:val="0"/>
+        <w:rPr>
+          <w:rFonts w:hint="default"/>
+          <w:lang w:val="ru-RU" w:eastAsia="zh-CN"/>
+        </w:rPr>
+      </w:pPr>
+      <w:r>
+        <w:rPr>
+          <w:rFonts w:hint="default"/>
+          <w:lang w:val="ru-RU" w:eastAsia="zh-CN"/>
+        </w:rPr>
+        <w:t>Нет страшнее участи, чем знать о том, что будет завтра.</w:t>
+      </w:r>
+    </w:p>
+    <w:p>
+      <w:pPr>
+        <w:pStyle w:val="12"/>
+        <w:bidi w:val="0"/>
+        <w:rPr>
+          <w:rFonts w:hint="default"/>
+          <w:lang w:val="ru-RU" w:eastAsia="zh-CN"/>
+        </w:rPr>
+      </w:pPr>
+      <w:r>
+        <w:rPr>
+          <w:rFonts w:hint="default"/>
+          <w:lang w:val="ru-RU" w:eastAsia="zh-CN"/>
+        </w:rPr>
+        <w:t>—</w:t>
+      </w:r>
+    </w:p>
+    <w:p>
+      <w:pPr>
+        <w:pStyle w:val="13"/>
+        <w:bidi w:val="0"/>
+        <w:rPr>
+          <w:rFonts w:hint="default"/>
+          <w:lang w:val="ru-RU" w:eastAsia="zh-CN"/>
+        </w:rPr>
+      </w:pPr>
+      <w:r>
+        <w:rPr>
+          <w:rFonts w:hint="default"/>
+          <w:lang w:val="ru-RU" w:eastAsia="zh-CN"/>
+        </w:rPr>
+        <w:t>Нет человека счастливее, чем настоящий дурак.</w:t>
+      </w:r>
+    </w:p>
+    <w:p>
+      <w:pPr>
+        <w:pStyle w:val="12"/>
+        <w:bidi w:val="0"/>
+        <w:rPr>
+          <w:rFonts w:hint="default"/>
+          <w:lang w:val="ru-RU" w:eastAsia="zh-CN"/>
+        </w:rPr>
+      </w:pPr>
+      <w:r>
+        <w:rPr>
+          <w:rFonts w:hint="default"/>
+          <w:lang w:val="ru-RU" w:eastAsia="zh-CN"/>
+        </w:rPr>
+        <w:t>—</w:t>
+      </w:r>
+    </w:p>
+    <w:p>
+      <w:pPr>
+        <w:pStyle w:val="13"/>
+        <w:bidi w:val="0"/>
+        <w:rPr>
+          <w:rFonts w:hint="default"/>
+          <w:lang w:val="ru-RU" w:eastAsia="zh-CN"/>
+        </w:rPr>
+      </w:pPr>
+      <w:r>
+        <w:rPr>
+          <w:rFonts w:hint="default"/>
+          <w:lang w:val="ru-RU" w:eastAsia="zh-CN"/>
+        </w:rPr>
+        <w:t>Я смотрел на него, не просто комплексуя. Я был готов расплакаться. Мало что человек красив до неприличия и вытворяет невероятные вещи, так он этого еще и не замечает! Задирай он нос, подчеркивай свое превосходство, честное слово, было бы легче его переносить.</w:t>
       </w:r>
       <w:bookmarkStart w:id="0" w:name="_GoBack"/>
       <w:bookmarkEnd w:id="0"/>
-    </w:p>
-    <w:p>
-      <w:pPr>
-        <w:pStyle w:val="10"/>
-        <w:bidi w:val="0"/>
-        <w:rPr>
-          <w:rFonts w:hint="default"/>
-          <w:lang w:val="ru-RU" w:eastAsia="zh-CN"/>
-        </w:rPr>
-      </w:pPr>
-      <w:r>
-        <w:rPr>
-          <w:rFonts w:hint="default"/>
-          <w:lang w:val="ru-RU" w:eastAsia="zh-CN"/>
-        </w:rPr>
-        <w:t>Цитаты</w:t>
-      </w:r>
-    </w:p>
-    <w:p>
-      <w:pPr>
-        <w:pStyle w:val="11"/>
-        <w:bidi w:val="0"/>
-        <w:rPr>
-          <w:rFonts w:hint="default"/>
-          <w:lang w:val="ru-RU" w:eastAsia="zh-CN"/>
-        </w:rPr>
-      </w:pPr>
-      <w:r>
-        <w:rPr>
-          <w:rFonts w:hint="default"/>
-          <w:lang w:val="ru-RU" w:eastAsia="zh-CN"/>
-        </w:rPr>
-        <w:t>Для начала слово предоставили Сипу. Он прочел басню о вороне. Потом стихи об осле. Потом он хотел спеть что-то на ту же тему, но его уже никто не слушал.</w:t>
-      </w:r>
-    </w:p>
-    <w:p>
-      <w:pPr>
-        <w:pStyle w:val="11"/>
-        <w:bidi w:val="0"/>
-        <w:rPr>
-          <w:rFonts w:hint="default"/>
-          <w:lang w:val="ru-RU" w:eastAsia="zh-CN"/>
-        </w:rPr>
-      </w:pPr>
-      <w:r>
-        <w:rPr>
-          <w:rFonts w:hint="default"/>
-          <w:lang w:val="ru-RU" w:eastAsia="zh-CN"/>
-        </w:rPr>
-        <w:t>Перед ним была папка. Между листами я разглядел свою фотографию и понял, что папка набита мной.</w:t>
-      </w:r>
-    </w:p>
-    <w:p>
-      <w:pPr>
-        <w:pStyle w:val="11"/>
-        <w:bidi w:val="0"/>
-        <w:rPr>
-          <w:rFonts w:hint="default"/>
-          <w:lang w:val="ru-RU" w:eastAsia="zh-CN"/>
-        </w:rPr>
-      </w:pPr>
-      <w:r>
-        <w:rPr>
-          <w:rFonts w:hint="default"/>
-          <w:lang w:val="ru-RU" w:eastAsia="zh-CN"/>
-        </w:rPr>
-        <w:t>— Тише, чем мы, ведут себя только покойники! На нас на всех скоро трава вырастет, такие мы тихие.</w:t>
-      </w:r>
-      <w:r>
-        <w:rPr>
-          <w:rFonts w:hint="default"/>
-          <w:lang w:val="ru-RU" w:eastAsia="zh-CN"/>
-        </w:rPr>
-        <w:br w:type="textWrapping"/>
-      </w:r>
-      <w:r>
-        <w:rPr>
-          <w:rFonts w:hint="default"/>
-          <w:lang w:val="ru-RU" w:eastAsia="zh-CN"/>
-        </w:rPr>
-        <w:t>— Я имел в виду конкретно тебя. Конкретно в данный момент.</w:t>
-      </w:r>
-    </w:p>
-    <w:p>
-      <w:pPr>
-        <w:pStyle w:val="11"/>
-        <w:bidi w:val="0"/>
-        <w:rPr>
-          <w:rFonts w:hint="default"/>
-          <w:lang w:val="ru-RU" w:eastAsia="zh-CN"/>
-        </w:rPr>
-      </w:pPr>
-      <w:r>
-        <w:rPr>
-          <w:rFonts w:hint="default"/>
-          <w:lang w:val="ru-RU" w:eastAsia="zh-CN"/>
-        </w:rPr>
-        <w:t>Не надо выходить за дверь,</w:t>
-      </w:r>
-      <w:r>
-        <w:rPr>
-          <w:rFonts w:hint="default"/>
-          <w:lang w:val="ru-RU" w:eastAsia="zh-CN"/>
-        </w:rPr>
-        <w:br w:type="textWrapping"/>
-      </w:r>
-      <w:r>
-        <w:rPr>
-          <w:rFonts w:hint="default"/>
-          <w:lang w:val="ru-RU" w:eastAsia="zh-CN"/>
-        </w:rPr>
-        <w:t>Чтоб знать событий суть,</w:t>
-      </w:r>
-      <w:r>
-        <w:rPr>
-          <w:rFonts w:hint="default"/>
-          <w:lang w:val="ru-RU" w:eastAsia="zh-CN"/>
-        </w:rPr>
-        <w:br w:type="textWrapping"/>
-      </w:r>
-      <w:r>
-        <w:rPr>
-          <w:rFonts w:hint="default"/>
-          <w:lang w:val="ru-RU" w:eastAsia="zh-CN"/>
-        </w:rPr>
-        <w:t>Не надо из окна глазеть,</w:t>
-      </w:r>
-      <w:r>
-        <w:rPr>
-          <w:rFonts w:hint="default"/>
-          <w:lang w:val="ru-RU" w:eastAsia="zh-CN"/>
-        </w:rPr>
-        <w:br w:type="textWrapping"/>
-      </w:r>
-      <w:r>
-        <w:rPr>
-          <w:rFonts w:hint="default"/>
-          <w:lang w:val="ru-RU" w:eastAsia="zh-CN"/>
-        </w:rPr>
-        <w:t>Чтоб видеть верный путь.</w:t>
-      </w:r>
-      <w:r>
-        <w:rPr>
-          <w:rFonts w:hint="default"/>
-          <w:lang w:val="ru-RU" w:eastAsia="zh-CN"/>
-        </w:rPr>
-        <w:br w:type="textWrapping"/>
-      </w:r>
-      <w:r>
-        <w:rPr>
-          <w:rFonts w:hint="default"/>
-          <w:lang w:val="ru-RU" w:eastAsia="zh-CN"/>
-        </w:rPr>
-        <w:t>А можно обойти полсвета,</w:t>
-      </w:r>
-      <w:r>
-        <w:rPr>
-          <w:rFonts w:hint="default"/>
-          <w:lang w:val="ru-RU" w:eastAsia="zh-CN"/>
-        </w:rPr>
-        <w:br w:type="textWrapping"/>
-      </w:r>
-      <w:r>
-        <w:rPr>
-          <w:rFonts w:hint="default"/>
-          <w:lang w:val="ru-RU" w:eastAsia="zh-CN"/>
-        </w:rPr>
-        <w:t>Да так и не найти желанного ответа.</w:t>
-      </w:r>
-      <w:r>
-        <w:rPr>
-          <w:rFonts w:hint="default"/>
-          <w:lang w:val="ru-RU" w:eastAsia="zh-CN"/>
-        </w:rPr>
-        <w:br w:type="textWrapping"/>
-      </w:r>
-      <w:r>
-        <w:rPr>
-          <w:rFonts w:hint="default"/>
-          <w:lang w:val="ru-RU" w:eastAsia="zh-CN"/>
-        </w:rPr>
-        <w:br w:type="textWrapping"/>
-      </w:r>
-      <w:r>
-        <w:rPr>
-          <w:rFonts w:hint="default"/>
-          <w:lang w:val="ru-RU" w:eastAsia="zh-CN"/>
-        </w:rPr>
-        <w:t>Нам мудрецы советуют</w:t>
-      </w:r>
-      <w:r>
-        <w:rPr>
-          <w:rFonts w:hint="default"/>
-          <w:lang w:val="ru-RU" w:eastAsia="zh-CN"/>
-        </w:rPr>
-        <w:br w:type="textWrapping"/>
-      </w:r>
-      <w:r>
-        <w:rPr>
-          <w:rFonts w:hint="default"/>
-          <w:lang w:val="ru-RU" w:eastAsia="zh-CN"/>
-        </w:rPr>
-        <w:t>Такой подход к Познанью:</w:t>
-      </w:r>
-      <w:r>
-        <w:rPr>
-          <w:rFonts w:hint="default"/>
-          <w:lang w:val="ru-RU" w:eastAsia="zh-CN"/>
-        </w:rPr>
-        <w:br w:type="textWrapping"/>
-      </w:r>
-      <w:r>
-        <w:rPr>
-          <w:rFonts w:hint="default"/>
-          <w:lang w:val="ru-RU" w:eastAsia="zh-CN"/>
-        </w:rPr>
-        <w:t>Все изучай, не доверяясь никому,</w:t>
-      </w:r>
-      <w:r>
-        <w:rPr>
-          <w:rFonts w:hint="default"/>
-          <w:lang w:val="ru-RU" w:eastAsia="zh-CN"/>
-        </w:rPr>
-        <w:br w:type="textWrapping"/>
-      </w:r>
-      <w:r>
-        <w:rPr>
-          <w:rFonts w:hint="default"/>
-          <w:lang w:val="ru-RU" w:eastAsia="zh-CN"/>
-        </w:rPr>
-        <w:t>Суди других не по одежде – по уму,</w:t>
-      </w:r>
-      <w:r>
-        <w:rPr>
-          <w:rFonts w:hint="default"/>
-          <w:lang w:val="ru-RU" w:eastAsia="zh-CN"/>
-        </w:rPr>
-        <w:br w:type="textWrapping"/>
-      </w:r>
-      <w:r>
-        <w:rPr>
-          <w:rFonts w:hint="default"/>
-          <w:lang w:val="ru-RU" w:eastAsia="zh-CN"/>
-        </w:rPr>
-        <w:t>Без назиданья достигай взаимопониманья.</w:t>
-      </w:r>
-    </w:p>
-    <w:p>
-      <w:pPr>
-        <w:pStyle w:val="11"/>
-        <w:bidi w:val="0"/>
-        <w:rPr>
-          <w:rFonts w:hint="default"/>
-          <w:lang w:val="ru-RU" w:eastAsia="zh-CN"/>
-        </w:rPr>
-      </w:pPr>
-      <w:r>
-        <w:rPr>
-          <w:rFonts w:hint="default"/>
-          <w:lang w:val="ru-RU" w:eastAsia="zh-CN"/>
-        </w:rPr>
-        <w:t>Он вел себя так, что не верить становилось намного труднее.</w:t>
-      </w:r>
-    </w:p>
-    <w:p>
-      <w:pPr>
-        <w:pStyle w:val="11"/>
-        <w:bidi w:val="0"/>
-        <w:rPr>
-          <w:rFonts w:hint="default"/>
-          <w:lang w:val="ru-RU" w:eastAsia="zh-CN"/>
-        </w:rPr>
-      </w:pPr>
-      <w:r>
-        <w:rPr>
-          <w:rFonts w:hint="default"/>
-          <w:lang w:val="ru-RU" w:eastAsia="zh-CN"/>
-        </w:rPr>
-        <w:t>В пересказе Сфинкса то, как я себя вел, выглядело невозможно жалко и слишком похоже на правду. Только я не думал об этом такими словами.</w:t>
-      </w:r>
-    </w:p>
-    <w:p>
-      <w:pPr>
-        <w:pStyle w:val="11"/>
-        <w:bidi w:val="0"/>
-        <w:rPr>
-          <w:rFonts w:hint="default"/>
-          <w:lang w:val="ru-RU" w:eastAsia="zh-CN"/>
-        </w:rPr>
-      </w:pPr>
-      <w:r>
-        <w:rPr>
-          <w:rFonts w:hint="default"/>
-          <w:lang w:val="ru-RU" w:eastAsia="zh-CN"/>
-        </w:rPr>
-        <w:t>Мне дороги мой кабинет и мое душевное спокойствие, поэтому чем быстрее ты отсюда уберешься, тем лучше для нас обоих.</w:t>
-      </w:r>
-    </w:p>
-    <w:p>
-      <w:pPr>
-        <w:pStyle w:val="11"/>
-        <w:bidi w:val="0"/>
-        <w:rPr>
-          <w:rFonts w:hint="default"/>
-          <w:lang w:val="ru-RU" w:eastAsia="zh-CN"/>
-        </w:rPr>
-      </w:pPr>
-      <w:r>
-        <w:rPr>
-          <w:rFonts w:hint="default"/>
-          <w:lang w:val="ru-RU" w:eastAsia="zh-CN"/>
-        </w:rPr>
-        <w:t>У дверей была пробка из подслушивающих, посиневших от попыток не дышать.</w:t>
-      </w:r>
-    </w:p>
-    <w:p>
-      <w:pPr>
-        <w:pStyle w:val="11"/>
-        <w:bidi w:val="0"/>
-        <w:rPr>
-          <w:rFonts w:hint="default"/>
-          <w:lang w:val="ru-RU" w:eastAsia="zh-CN"/>
-        </w:rPr>
-      </w:pPr>
-      <w:r>
-        <w:rPr>
-          <w:rFonts w:hint="default"/>
-          <w:lang w:val="ru-RU" w:eastAsia="zh-CN"/>
-        </w:rPr>
-        <w:t>Лаконичность Слепого временами граничит с патологией.</w:t>
-      </w:r>
-    </w:p>
-    <w:p>
-      <w:pPr>
-        <w:pStyle w:val="11"/>
-        <w:bidi w:val="0"/>
-        <w:rPr>
-          <w:rFonts w:hint="default"/>
-          <w:lang w:val="ru-RU" w:eastAsia="zh-CN"/>
-        </w:rPr>
-      </w:pPr>
-      <w:r>
-        <w:rPr>
-          <w:rFonts w:hint="default"/>
-          <w:lang w:val="ru-RU" w:eastAsia="zh-CN"/>
-        </w:rPr>
-        <w:t>Рыжий вскакивает, так старательно изображая ужас, что Курильщик не может не рассмеяться.</w:t>
-      </w:r>
-    </w:p>
-    <w:p>
-      <w:pPr>
-        <w:pStyle w:val="11"/>
-        <w:bidi w:val="0"/>
-        <w:rPr>
-          <w:rFonts w:hint="default"/>
-          <w:lang w:val="ru-RU" w:eastAsia="zh-CN"/>
-        </w:rPr>
-      </w:pPr>
-      <w:r>
-        <w:rPr>
-          <w:rFonts w:hint="default"/>
-          <w:lang w:val="ru-RU" w:eastAsia="zh-CN"/>
-        </w:rPr>
-        <w:t>Я с ними поскандалил. Сейчас отдохну и поеду скандалить дальше. Только мне нужен транспарант.</w:t>
-      </w:r>
-    </w:p>
-    <w:p>
-      <w:pPr>
-        <w:pStyle w:val="11"/>
-        <w:bidi w:val="0"/>
-        <w:rPr>
-          <w:rFonts w:hint="default"/>
-          <w:lang w:val="ru-RU" w:eastAsia="zh-CN"/>
-        </w:rPr>
-      </w:pPr>
-      <w:r>
-        <w:rPr>
-          <w:rFonts w:hint="default"/>
-          <w:lang w:val="ru-RU" w:eastAsia="zh-CN"/>
-        </w:rPr>
-        <w:t>Свитера на случай холода. Еда на случай голода.</w:t>
-      </w:r>
-    </w:p>
-    <w:p>
-      <w:pPr>
-        <w:pStyle w:val="10"/>
-        <w:bidi w:val="0"/>
-        <w:rPr>
-          <w:rFonts w:hint="default"/>
-          <w:lang w:val="ru-RU" w:eastAsia="zh-CN"/>
-        </w:rPr>
-      </w:pPr>
-      <w:r>
-        <w:rPr>
-          <w:rFonts w:hint="default"/>
-          <w:lang w:val="ru-RU" w:eastAsia="zh-CN"/>
-        </w:rPr>
-        <w:t>Заметки</w:t>
-      </w:r>
-    </w:p>
-    <w:p>
-      <w:pPr>
-        <w:pStyle w:val="16"/>
-        <w:bidi w:val="0"/>
-        <w:rPr>
-          <w:rFonts w:hint="default"/>
-          <w:lang w:val="ru-RU" w:eastAsia="zh-CN"/>
-        </w:rPr>
-      </w:pPr>
-      <w:r>
-        <w:rPr>
-          <w:rFonts w:hint="default"/>
-          <w:lang w:val="ru-RU" w:eastAsia="zh-CN"/>
-        </w:rPr>
-        <w:t>В четвертой группе не было часов, они их себе запретили. Сначала у меня были ассоциации с умением «быть здесь и сейчас», но на самом деле их не любил Шакал Табаки, поэтому в группе их запретили из солидарности. Ребята учились определять время без часов. Они вообще жили очень дружно и уважительно относились к потребностям друг друга. То есть один не любил часы — и никто их не носил. Слепой спотыкался, поэтому на пол не кидали вещи (окурки не считаются, имеются в виду крупные типа ботинок). Лечили друг друга и так далее.</w:t>
-      </w:r>
-    </w:p>
-    <w:p>
-      <w:pPr>
-        <w:pStyle w:val="16"/>
-        <w:bidi w:val="0"/>
-        <w:rPr>
-          <w:rFonts w:hint="default"/>
-          <w:lang w:val="ru-RU" w:eastAsia="zh-CN"/>
-        </w:rPr>
-      </w:pPr>
-      <w:r>
-        <w:rPr>
-          <w:rFonts w:hint="default"/>
-          <w:lang w:val="ru-RU" w:eastAsia="zh-CN"/>
-        </w:rPr>
-        <w:t>Один парень всем угождал, опережая просьбы, делал раньше, чем успеют попросить. Он это делал, чтобы с ним не разговаривали, но можно так поступать и чтобы действительно сделать приятное людям или не вынуждать просить явно.</w:t>
-      </w:r>
-    </w:p>
-    <w:p>
-      <w:pPr>
-        <w:pStyle w:val="16"/>
-        <w:bidi w:val="0"/>
-        <w:rPr>
-          <w:rFonts w:hint="default"/>
-          <w:lang w:val="ru-RU" w:eastAsia="zh-CN"/>
-        </w:rPr>
-      </w:pPr>
-      <w:r>
-        <w:rPr>
-          <w:rFonts w:hint="default"/>
-          <w:lang w:val="ru-RU" w:eastAsia="zh-CN"/>
-        </w:rPr>
-        <w:t>Безрукий мальчик поверил в силу амулета и для него это выражалось в убеждении, что руки и необязательны, как будто их могло и не быть, а он все равно чувствовал себя целым.</w:t>
-      </w:r>
-    </w:p>
-    <w:p>
-      <w:pPr>
-        <w:pStyle w:val="16"/>
-        <w:bidi w:val="0"/>
-        <w:rPr>
-          <w:rFonts w:hint="default"/>
-          <w:lang w:val="ru-RU" w:eastAsia="zh-CN"/>
-        </w:rPr>
-      </w:pPr>
-      <w:r>
-        <w:rPr>
-          <w:rFonts w:hint="default"/>
-          <w:lang w:val="ru-RU" w:eastAsia="zh-CN"/>
-        </w:rPr>
-        <w:t>У ребят были свои выдуманные миры и причуды, которые они как будто создавали вокруг себя, и за счет этого их спальня казалась больше в их присутствии, а без них — словно меньшей по размеру. Одного, например, словно окружали деревья, другой — будто был дракон в замке. Может быть мне тоже попробовать фантазировать на какую-то сказочную тему и рассказывать об этом, придумывать истории. Тогда мне и окружающим меня тоже будет интересно и сказочно?</w:t>
-      </w:r>
-    </w:p>
-    <w:p>
-      <w:pPr>
-        <w:pStyle w:val="12"/>
-        <w:bidi w:val="0"/>
-        <w:rPr>
-          <w:rFonts w:hint="default"/>
-          <w:lang w:val="ru-RU" w:eastAsia="zh-CN"/>
-        </w:rPr>
-      </w:pPr>
-      <w:r>
-        <w:rPr>
-          <w:rFonts w:hint="default"/>
-          <w:lang w:val="ru-RU" w:eastAsia="zh-CN"/>
-        </w:rPr>
-        <w:t>Воспринимать все как данность, без ожиданий и поиска причин.</w:t>
-      </w:r>
-    </w:p>
-    <w:p>
-      <w:pPr>
-        <w:pStyle w:val="13"/>
-        <w:bidi w:val="0"/>
-        <w:rPr>
-          <w:rFonts w:hint="default"/>
-          <w:lang w:val="ru-RU" w:eastAsia="zh-CN"/>
-        </w:rPr>
-      </w:pPr>
-      <w:r>
-        <w:rPr>
-          <w:rFonts w:hint="default"/>
-          <w:lang w:val="ru-RU" w:eastAsia="zh-CN"/>
-        </w:rPr>
-        <w:t>Он рано понял, что его не любят. Его отличали от других детей, чаще других наказывали и приписывали чужие проступки. Он не понимал почему, но не удивлялся и не обижался. Он никогда ничему не удивлялся, никогда не ждал от взрослых ничего хорошего. Он решил, что взрослые несправедливы, и смирился с этим. Научившись делить их на мужчин и женщин, отметил, что женщины относятся к нему хуже, чем мужчины. Но и этому факту не стал искать объяснений, а просто принял к сведению, как принимало к сведению все окружавшее его.</w:t>
-      </w:r>
-    </w:p>
-    <w:p>
-      <w:pPr>
-        <w:pStyle w:val="12"/>
-        <w:bidi w:val="0"/>
-        <w:rPr>
-          <w:rFonts w:hint="default"/>
-          <w:lang w:val="ru-RU" w:eastAsia="zh-CN"/>
-        </w:rPr>
-      </w:pPr>
-      <w:r>
-        <w:rPr>
-          <w:rFonts w:hint="default"/>
-          <w:lang w:val="ru-RU" w:eastAsia="zh-CN"/>
-        </w:rPr>
-        <w:t>—</w:t>
-      </w:r>
-    </w:p>
-    <w:p>
-      <w:pPr>
-        <w:pStyle w:val="13"/>
-        <w:bidi w:val="0"/>
-        <w:rPr>
-          <w:rFonts w:hint="default"/>
-          <w:lang w:val="ru-RU" w:eastAsia="zh-CN"/>
-        </w:rPr>
-      </w:pPr>
-      <w:r>
-        <w:rPr>
-          <w:rFonts w:hint="default"/>
-          <w:lang w:val="ru-RU" w:eastAsia="zh-CN"/>
-        </w:rPr>
-        <w:t>Слепой отдал Лосю свою душу и сердце — всего себя — на вечные времена. Другой бы не понял и не принял, другой на месте Лося мог бы даже не заметить этого. Но Лось все понял, и когда настало время уходить, он знал, что слепого ему придется взять с собой.</w:t>
-      </w:r>
-    </w:p>
-    <w:p>
-      <w:pPr>
-        <w:pStyle w:val="12"/>
-        <w:bidi w:val="0"/>
-        <w:rPr>
-          <w:rFonts w:hint="default"/>
-          <w:lang w:val="ru-RU" w:eastAsia="zh-CN"/>
-        </w:rPr>
-      </w:pPr>
-      <w:r>
-        <w:rPr>
-          <w:rFonts w:hint="default"/>
-          <w:lang w:val="ru-RU" w:eastAsia="zh-CN"/>
-        </w:rPr>
-        <w:t>—</w:t>
-      </w:r>
-    </w:p>
-    <w:p>
-      <w:pPr>
-        <w:pStyle w:val="13"/>
-        <w:bidi w:val="0"/>
-        <w:rPr>
-          <w:rFonts w:hint="default"/>
-          <w:lang w:val="ru-RU" w:eastAsia="zh-CN"/>
-        </w:rPr>
-      </w:pPr>
-      <w:r>
-        <w:rPr>
-          <w:rFonts w:hint="default"/>
-          <w:lang w:val="ru-RU" w:eastAsia="zh-CN"/>
-        </w:rPr>
-        <w:t>Сфинкс был из тех типов, на которых любая рвань выглядит прилично и кажется жутко дорогой. Уж не знаю, как у них это получается.</w:t>
-      </w:r>
-    </w:p>
-    <w:p>
-      <w:pPr>
-        <w:pStyle w:val="12"/>
-        <w:bidi w:val="0"/>
-        <w:rPr>
-          <w:rFonts w:hint="default"/>
-          <w:lang w:val="ru-RU" w:eastAsia="zh-CN"/>
-        </w:rPr>
-      </w:pPr>
-      <w:r>
-        <w:rPr>
-          <w:rFonts w:hint="default"/>
-          <w:lang w:val="ru-RU" w:eastAsia="zh-CN"/>
-        </w:rPr>
-        <w:t>Когда кто-то плачет, он может быть смущен и лучше его оставить одного.</w:t>
-      </w:r>
-    </w:p>
-    <w:p>
-      <w:pPr>
-        <w:pStyle w:val="13"/>
-        <w:bidi w:val="0"/>
-        <w:rPr>
-          <w:rFonts w:hint="default"/>
-          <w:lang w:val="ru-RU" w:eastAsia="zh-CN"/>
-        </w:rPr>
-      </w:pPr>
-      <w:r>
-        <w:rPr>
-          <w:rFonts w:hint="default"/>
-          <w:lang w:val="ru-RU" w:eastAsia="zh-CN"/>
-        </w:rPr>
-        <w:t xml:space="preserve">Наивно думать, что он уберется, чтобы не смущать меня. Сейчас начнет расспрашивать, что меня так расстроило. </w:t>
-      </w:r>
-    </w:p>
-    <w:p>
-      <w:pPr>
-        <w:pStyle w:val="12"/>
-        <w:bidi w:val="0"/>
-        <w:rPr>
-          <w:rFonts w:hint="default"/>
-          <w:lang w:val="ru-RU" w:eastAsia="zh-CN"/>
-        </w:rPr>
-      </w:pPr>
-      <w:r>
-        <w:rPr>
-          <w:rFonts w:hint="default"/>
-          <w:lang w:val="ru-RU" w:eastAsia="zh-CN"/>
-        </w:rPr>
-        <w:t>Волнующийся или расстроенный человек от молчания может занервничать и заговорить: поделиться или разозлиться.</w:t>
-      </w:r>
-    </w:p>
-    <w:p>
-      <w:pPr>
-        <w:pStyle w:val="13"/>
-        <w:bidi w:val="0"/>
-        <w:rPr>
-          <w:rFonts w:hint="default"/>
-          <w:lang w:val="ru-RU" w:eastAsia="zh-CN"/>
-        </w:rPr>
-      </w:pPr>
-      <w:r>
-        <w:rPr>
-          <w:rFonts w:hint="default"/>
-          <w:lang w:val="ru-RU" w:eastAsia="zh-CN"/>
-        </w:rPr>
-        <w:t>Отого, что он так ни о чем и не спросил, оттого, что я не знал, что отвечать, если спросит, а он не спрашивал, от всего этого меня вдруг прорвало. Слова потекли неудержимым потоком.</w:t>
-      </w:r>
-    </w:p>
-    <w:p>
-      <w:pPr>
-        <w:pStyle w:val="12"/>
-        <w:bidi w:val="0"/>
-        <w:rPr>
-          <w:rFonts w:hint="default"/>
-          <w:lang w:val="ru-RU" w:eastAsia="zh-CN"/>
-        </w:rPr>
-      </w:pPr>
-      <w:r>
-        <w:rPr>
-          <w:rFonts w:hint="default"/>
-          <w:lang w:val="ru-RU" w:eastAsia="zh-CN"/>
-        </w:rPr>
-        <w:t>Не отражение так себя ведет, а человек видит себя хуже/лучше, чем его видят другие.</w:t>
-      </w:r>
-    </w:p>
-    <w:p>
-      <w:pPr>
-        <w:pStyle w:val="13"/>
-        <w:bidi w:val="0"/>
-        <w:rPr>
-          <w:rFonts w:hint="default"/>
-          <w:lang w:val="ru-RU" w:eastAsia="zh-CN"/>
-        </w:rPr>
-      </w:pPr>
-      <w:r>
-        <w:rPr>
-          <w:rFonts w:hint="default"/>
-          <w:lang w:val="ru-RU" w:eastAsia="zh-CN"/>
-        </w:rPr>
-        <w:t>То, что видит в зеркале Лорд, вовсе не похоже на то, что, глядя на него, видишь ты. И это лишь один пример того, как странно иногда ведут себя отражения.</w:t>
-      </w:r>
-    </w:p>
-    <w:p>
-      <w:pPr>
-        <w:pStyle w:val="12"/>
-        <w:bidi w:val="0"/>
-        <w:rPr>
-          <w:rFonts w:hint="default"/>
-          <w:lang w:val="ru-RU" w:eastAsia="zh-CN"/>
-        </w:rPr>
-      </w:pPr>
-      <w:r>
-        <w:rPr>
-          <w:rFonts w:hint="default"/>
-          <w:lang w:val="ru-RU" w:eastAsia="zh-CN"/>
-        </w:rPr>
-        <w:t>—</w:t>
-      </w:r>
-    </w:p>
-    <w:p>
-      <w:pPr>
-        <w:pStyle w:val="13"/>
-        <w:bidi w:val="0"/>
-        <w:rPr>
-          <w:rFonts w:hint="default"/>
-          <w:lang w:val="ru-RU" w:eastAsia="zh-CN"/>
-        </w:rPr>
-      </w:pPr>
-      <w:r>
-        <w:rPr>
-          <w:rFonts w:hint="default"/>
-          <w:lang w:val="ru-RU" w:eastAsia="zh-CN"/>
-        </w:rPr>
-        <w:t>Нет страшнее участи, чем знать о том, что будет завтра.</w:t>
-      </w:r>
-    </w:p>
-    <w:p>
-      <w:pPr>
-        <w:pStyle w:val="12"/>
-        <w:bidi w:val="0"/>
-        <w:rPr>
-          <w:rFonts w:hint="default"/>
-          <w:lang w:val="ru-RU" w:eastAsia="zh-CN"/>
-        </w:rPr>
-      </w:pPr>
-      <w:r>
-        <w:rPr>
-          <w:rFonts w:hint="default"/>
-          <w:lang w:val="ru-RU" w:eastAsia="zh-CN"/>
-        </w:rPr>
-        <w:t>—</w:t>
-      </w:r>
-    </w:p>
-    <w:p>
-      <w:pPr>
-        <w:pStyle w:val="13"/>
-        <w:bidi w:val="0"/>
-        <w:rPr>
-          <w:rFonts w:hint="default"/>
-          <w:lang w:val="ru-RU" w:eastAsia="zh-CN"/>
-        </w:rPr>
-      </w:pPr>
-      <w:r>
-        <w:rPr>
-          <w:rFonts w:hint="default"/>
-          <w:lang w:val="ru-RU" w:eastAsia="zh-CN"/>
-        </w:rPr>
-        <w:t>Нет человека счастливее, чем настоящий дурак.</w:t>
-      </w:r>
-    </w:p>
-    <w:p>
-      <w:pPr>
-        <w:pStyle w:val="12"/>
-        <w:bidi w:val="0"/>
-        <w:rPr>
-          <w:rFonts w:hint="default"/>
-          <w:lang w:val="ru-RU" w:eastAsia="zh-CN"/>
-        </w:rPr>
-      </w:pPr>
-      <w:r>
-        <w:rPr>
-          <w:rFonts w:hint="default"/>
-          <w:lang w:val="ru-RU" w:eastAsia="zh-CN"/>
-        </w:rPr>
-        <w:t>—</w:t>
-      </w:r>
-    </w:p>
-    <w:p>
-      <w:pPr>
-        <w:pStyle w:val="13"/>
-        <w:bidi w:val="0"/>
-        <w:rPr>
-          <w:rFonts w:hint="default"/>
-          <w:lang w:val="ru-RU" w:eastAsia="zh-CN"/>
-        </w:rPr>
-      </w:pPr>
-      <w:r>
-        <w:rPr>
-          <w:rFonts w:hint="default"/>
-          <w:lang w:val="ru-RU" w:eastAsia="zh-CN"/>
-        </w:rPr>
-        <w:t>Я смотрел на него, не просто комплексуя. Я был готов расплакаться. Мало что человек красив до неприличия и вытворяет невероятные вещи, так он этого еще и не замечает! Задирай он нос, подчеркивай свое превосходство, честное слово, было бы легче его переносить.</w:t>
-      </w:r>
     </w:p>
     <w:p>
       <w:pPr>
@@ -1750,6 +1741,7 @@
       <w:footerReference r:id="rId4" w:type="default"/>
       <w:pgSz w:w="8419" w:h="11906" w:orient="landscape"/>
       <w:pgMar w:top="567" w:right="567" w:bottom="567" w:left="567" w:header="720" w:footer="720" w:gutter="567"/>
+      <w:paperSrc/>
       <w:pgNumType w:fmt="decimal" w:start="129"/>
       <w:cols w:space="0" w:num="1"/>
       <w:docGrid w:linePitch="360" w:charSpace="0"/>
@@ -1908,7 +1900,6 @@
       <w:bidi w:val="0"/>
       <w:rPr>
         <w:rFonts w:hint="default"/>
-        <w:lang w:val="ru-RU"/>
       </w:rPr>
     </w:pPr>
     <w:r>
@@ -1930,6 +1921,16 @@
       </w:rPr>
       <w:t>)</w:t>
     </w:r>
+  </w:p>
+  <w:p>
+    <w:pPr>
+      <w:pStyle w:val="6"/>
+      <w:bidi w:val="0"/>
+      <w:rPr>
+        <w:rFonts w:hint="default"/>
+        <w:lang w:val="ru-RU"/>
+      </w:rPr>
+    </w:pPr>
   </w:p>
 </w:hdr>
 </file>
